--- a/template_chung_tu_clean.docx
+++ b/template_chung_tu_clean.docx
@@ -49,7 +49,35 @@
           <w:sz w:val="20"/>
           <w:szCs w:val="20"/>
         </w:rPr>
-        <w:t>{{document_title}}</w:t>
+        <w:t>{{</w:t>
+      </w:r>
+      <w:proofErr w:type="spellStart"/>
+      <w:r>
+        <w:rPr>
+          <w:rFonts w:ascii="Times New Roman" w:eastAsia="Calibri" w:hAnsi="Times New Roman" w:cs="Times New Roman"/>
+          <w:b/>
+          <w:bCs/>
+          <w:color w:val="000000"/>
+          <w:spacing w:val="0"/>
+          <w:kern w:val="0"/>
+          <w:sz w:val="20"/>
+          <w:szCs w:val="20"/>
+        </w:rPr>
+        <w:t>document_title</w:t>
+      </w:r>
+      <w:proofErr w:type="spellEnd"/>
+      <w:r>
+        <w:rPr>
+          <w:rFonts w:ascii="Times New Roman" w:eastAsia="Calibri" w:hAnsi="Times New Roman" w:cs="Times New Roman"/>
+          <w:b/>
+          <w:bCs/>
+          <w:color w:val="000000"/>
+          <w:spacing w:val="0"/>
+          <w:kern w:val="0"/>
+          <w:sz w:val="20"/>
+          <w:szCs w:val="20"/>
+        </w:rPr>
+        <w:t>}}</w:t>
       </w:r>
     </w:p>
     <w:p>
@@ -62,6 +90,7 @@
           <w:szCs w:val="20"/>
         </w:rPr>
       </w:pPr>
+      <w:proofErr w:type="spellStart"/>
       <w:r>
         <w:rPr>
           <w:rFonts w:ascii="Times New Roman" w:hAnsi="Times New Roman" w:cs="Times New Roman"/>
@@ -70,7 +99,62 @@
           <w:sz w:val="20"/>
           <w:szCs w:val="20"/>
         </w:rPr>
-        <w:t>Mô tả dịch vụ:</w:t>
+        <w:t>Mô</w:t>
+      </w:r>
+      <w:proofErr w:type="spellEnd"/>
+      <w:r>
+        <w:rPr>
+          <w:rFonts w:ascii="Times New Roman" w:hAnsi="Times New Roman" w:cs="Times New Roman"/>
+          <w:b/>
+          <w:bCs/>
+          <w:sz w:val="20"/>
+          <w:szCs w:val="20"/>
+        </w:rPr>
+        <w:t xml:space="preserve"> </w:t>
+      </w:r>
+      <w:proofErr w:type="spellStart"/>
+      <w:r>
+        <w:rPr>
+          <w:rFonts w:ascii="Times New Roman" w:hAnsi="Times New Roman" w:cs="Times New Roman"/>
+          <w:b/>
+          <w:bCs/>
+          <w:sz w:val="20"/>
+          <w:szCs w:val="20"/>
+        </w:rPr>
+        <w:t>tả</w:t>
+      </w:r>
+      <w:proofErr w:type="spellEnd"/>
+      <w:r>
+        <w:rPr>
+          <w:rFonts w:ascii="Times New Roman" w:hAnsi="Times New Roman" w:cs="Times New Roman"/>
+          <w:b/>
+          <w:bCs/>
+          <w:sz w:val="20"/>
+          <w:szCs w:val="20"/>
+        </w:rPr>
+        <w:t xml:space="preserve"> </w:t>
+      </w:r>
+      <w:proofErr w:type="spellStart"/>
+      <w:r>
+        <w:rPr>
+          <w:rFonts w:ascii="Times New Roman" w:hAnsi="Times New Roman" w:cs="Times New Roman"/>
+          <w:b/>
+          <w:bCs/>
+          <w:sz w:val="20"/>
+          <w:szCs w:val="20"/>
+        </w:rPr>
+        <w:t>dịch</w:t>
+      </w:r>
+      <w:proofErr w:type="spellEnd"/>
+      <w:r>
+        <w:rPr>
+          <w:rFonts w:ascii="Times New Roman" w:hAnsi="Times New Roman" w:cs="Times New Roman"/>
+          <w:b/>
+          <w:bCs/>
+          <w:sz w:val="20"/>
+          <w:szCs w:val="20"/>
+        </w:rPr>
+        <w:t xml:space="preserve"> vụ:</w:t>
       </w:r>
       <w:r>
         <w:rPr>
@@ -92,6 +176,9 @@
         </w:rPr>
       </w:pPr>
       <w:r>
+        <w:rPr>
+          <w:rFonts w:ascii="Times New Roman" w:hAnsi="Times New Roman" w:cs="Times New Roman"/>
+        </w:rPr>
         <w:t>{{service_desc_1}}</w:t>
       </w:r>
     </w:p>
@@ -106,6 +193,9 @@
         </w:rPr>
       </w:pPr>
       <w:r>
+        <w:rPr>
+          <w:rFonts w:ascii="Times New Roman" w:hAnsi="Times New Roman" w:cs="Times New Roman"/>
+        </w:rPr>
         <w:t>{{service_desc_2}}</w:t>
       </w:r>
     </w:p>
@@ -113,6 +203,7 @@
       <w:pPr>
         <w:spacing w:after="0" w:line="360" w:lineRule="auto"/>
         <w:rPr>
+          <w:rFonts w:ascii="Times New Roman" w:hAnsi="Times New Roman" w:cs="Times New Roman"/>
           <w:noProof/>
         </w:rPr>
       </w:pPr>
@@ -133,10 +224,22 @@
           <w:sz w:val="20"/>
           <w:szCs w:val="20"/>
         </w:rPr>
-        <w:t>hông tin giao dịch</w:t>
-      </w:r>
-      <w:r>
-        <w:rPr>
+        <w:t xml:space="preserve">hông tin giao </w:t>
+      </w:r>
+      <w:proofErr w:type="spellStart"/>
+      <w:r>
+        <w:rPr>
+          <w:rFonts w:ascii="Times New Roman" w:hAnsi="Times New Roman" w:cs="Times New Roman"/>
+          <w:b/>
+          <w:sz w:val="20"/>
+          <w:szCs w:val="20"/>
+        </w:rPr>
+        <w:t>dịch</w:t>
+      </w:r>
+      <w:proofErr w:type="spellEnd"/>
+      <w:r>
+        <w:rPr>
+          <w:rFonts w:ascii="Times New Roman" w:hAnsi="Times New Roman" w:cs="Times New Roman"/>
           <w:noProof/>
         </w:rPr>
         <w:t>:</w:t>
@@ -149,18 +252,18 @@
         <w:tblLook w:val="04A0" w:firstRow="1" w:lastRow="0" w:firstColumn="1" w:lastColumn="0" w:noHBand="0" w:noVBand="1"/>
       </w:tblPr>
       <w:tblGrid>
-        <w:gridCol w:w="1611"/>
-        <w:gridCol w:w="1635"/>
-        <w:gridCol w:w="1105"/>
-        <w:gridCol w:w="1702"/>
-        <w:gridCol w:w="1470"/>
-        <w:gridCol w:w="1195"/>
-        <w:gridCol w:w="1885"/>
-        <w:gridCol w:w="1352"/>
-        <w:gridCol w:w="1065"/>
-        <w:gridCol w:w="1748"/>
-        <w:gridCol w:w="1327"/>
-        <w:gridCol w:w="908"/>
+        <w:gridCol w:w="1714"/>
+        <w:gridCol w:w="1726"/>
+        <w:gridCol w:w="1238"/>
+        <w:gridCol w:w="1799"/>
+        <w:gridCol w:w="1568"/>
+        <w:gridCol w:w="1299"/>
+        <w:gridCol w:w="1971"/>
+        <w:gridCol w:w="1458"/>
+        <w:gridCol w:w="1177"/>
+        <w:gridCol w:w="1861"/>
+        <w:gridCol w:w="1433"/>
+        <w:gridCol w:w="1018"/>
       </w:tblGrid>
       <w:tr>
         <w:trPr>
@@ -261,10 +364,13 @@
           <w:p>
             <w:pPr>
               <w:jc w:val="center"/>
+              <w:rPr>
+                <w:rFonts w:ascii="Times New Roman" w:hAnsi="Times New Roman" w:cs="Times New Roman"/>
+              </w:rPr>
             </w:pPr>
             <w:r>
               <w:rPr>
-                <w:rFonts w:ascii="Times New Roman" w:hAnsi="Times New Roman"/>
+                <w:rFonts w:ascii="Times New Roman" w:hAnsi="Times New Roman" w:cs="Times New Roman"/>
                 <w:b/>
                 <w:sz w:val="16"/>
               </w:rPr>
@@ -272,7 +378,7 @@
             </w:r>
             <w:r>
               <w:rPr>
-                <w:rFonts w:ascii="Times New Roman" w:hAnsi="Times New Roman"/>
+                <w:rFonts w:ascii="Times New Roman" w:hAnsi="Times New Roman" w:cs="Times New Roman"/>
                 <w:b/>
                 <w:sz w:val="16"/>
               </w:rPr>
@@ -281,7 +387,7 @@
             </w:r>
             <w:r>
               <w:rPr>
-                <w:rFonts w:ascii="Times New Roman" w:hAnsi="Times New Roman"/>
+                <w:rFonts w:ascii="Times New Roman" w:hAnsi="Times New Roman" w:cs="Times New Roman"/>
                 <w:b/>
                 <w:sz w:val="16"/>
               </w:rPr>
@@ -526,8 +632,30 @@
             <w:vAlign w:val="center"/>
           </w:tcPr>
           <w:p>
-            <w:r>
-              <w:t>{{bc_trace_no}}</w:t>
+            <w:pPr>
+              <w:rPr>
+                <w:rFonts w:ascii="Times New Roman" w:hAnsi="Times New Roman" w:cs="Times New Roman"/>
+              </w:rPr>
+            </w:pPr>
+            <w:r>
+              <w:rPr>
+                <w:rFonts w:ascii="Times New Roman" w:hAnsi="Times New Roman" w:cs="Times New Roman"/>
+              </w:rPr>
+              <w:t>{{</w:t>
+            </w:r>
+            <w:proofErr w:type="spellStart"/>
+            <w:r>
+              <w:rPr>
+                <w:rFonts w:ascii="Times New Roman" w:hAnsi="Times New Roman" w:cs="Times New Roman"/>
+              </w:rPr>
+              <w:t>bc_trace_no</w:t>
+            </w:r>
+            <w:proofErr w:type="spellEnd"/>
+            <w:r>
+              <w:rPr>
+                <w:rFonts w:ascii="Times New Roman" w:hAnsi="Times New Roman" w:cs="Times New Roman"/>
+              </w:rPr>
+              <w:t>}}</w:t>
             </w:r>
           </w:p>
         </w:tc>
@@ -537,8 +665,30 @@
             <w:vAlign w:val="center"/>
           </w:tcPr>
           <w:p>
-            <w:r>
-              <w:t>{{tpe_trans_id}}</w:t>
+            <w:pPr>
+              <w:rPr>
+                <w:rFonts w:ascii="Times New Roman" w:hAnsi="Times New Roman" w:cs="Times New Roman"/>
+              </w:rPr>
+            </w:pPr>
+            <w:r>
+              <w:rPr>
+                <w:rFonts w:ascii="Times New Roman" w:hAnsi="Times New Roman" w:cs="Times New Roman"/>
+              </w:rPr>
+              <w:t>{{</w:t>
+            </w:r>
+            <w:proofErr w:type="spellStart"/>
+            <w:r>
+              <w:rPr>
+                <w:rFonts w:ascii="Times New Roman" w:hAnsi="Times New Roman" w:cs="Times New Roman"/>
+              </w:rPr>
+              <w:t>tpe_trans_id</w:t>
+            </w:r>
+            <w:proofErr w:type="spellEnd"/>
+            <w:r>
+              <w:rPr>
+                <w:rFonts w:ascii="Times New Roman" w:hAnsi="Times New Roman" w:cs="Times New Roman"/>
+              </w:rPr>
+              <w:t>}}</w:t>
             </w:r>
           </w:p>
         </w:tc>
@@ -548,8 +698,30 @@
             <w:vAlign w:val="center"/>
           </w:tcPr>
           <w:p>
-            <w:r>
-              <w:t>{{app_id}}</w:t>
+            <w:pPr>
+              <w:rPr>
+                <w:rFonts w:ascii="Times New Roman" w:hAnsi="Times New Roman" w:cs="Times New Roman"/>
+              </w:rPr>
+            </w:pPr>
+            <w:r>
+              <w:rPr>
+                <w:rFonts w:ascii="Times New Roman" w:hAnsi="Times New Roman" w:cs="Times New Roman"/>
+              </w:rPr>
+              <w:t>{{</w:t>
+            </w:r>
+            <w:proofErr w:type="spellStart"/>
+            <w:r>
+              <w:rPr>
+                <w:rFonts w:ascii="Times New Roman" w:hAnsi="Times New Roman" w:cs="Times New Roman"/>
+              </w:rPr>
+              <w:t>app_id</w:t>
+            </w:r>
+            <w:proofErr w:type="spellEnd"/>
+            <w:r>
+              <w:rPr>
+                <w:rFonts w:ascii="Times New Roman" w:hAnsi="Times New Roman" w:cs="Times New Roman"/>
+              </w:rPr>
+              <w:t>}}</w:t>
             </w:r>
           </w:p>
         </w:tc>
@@ -559,8 +731,30 @@
             <w:vAlign w:val="center"/>
           </w:tcPr>
           <w:p>
-            <w:r>
-              <w:t>{{card_number}}</w:t>
+            <w:pPr>
+              <w:rPr>
+                <w:rFonts w:ascii="Times New Roman" w:hAnsi="Times New Roman" w:cs="Times New Roman"/>
+              </w:rPr>
+            </w:pPr>
+            <w:r>
+              <w:rPr>
+                <w:rFonts w:ascii="Times New Roman" w:hAnsi="Times New Roman" w:cs="Times New Roman"/>
+              </w:rPr>
+              <w:t>{{</w:t>
+            </w:r>
+            <w:proofErr w:type="spellStart"/>
+            <w:r>
+              <w:rPr>
+                <w:rFonts w:ascii="Times New Roman" w:hAnsi="Times New Roman" w:cs="Times New Roman"/>
+              </w:rPr>
+              <w:t>card_number</w:t>
+            </w:r>
+            <w:proofErr w:type="spellEnd"/>
+            <w:r>
+              <w:rPr>
+                <w:rFonts w:ascii="Times New Roman" w:hAnsi="Times New Roman" w:cs="Times New Roman"/>
+              </w:rPr>
+              <w:t>}}</w:t>
             </w:r>
           </w:p>
         </w:tc>
@@ -570,8 +764,30 @@
             <w:vAlign w:val="center"/>
           </w:tcPr>
           <w:p>
-            <w:r>
-              <w:t>{{trans_time}}</w:t>
+            <w:pPr>
+              <w:rPr>
+                <w:rFonts w:ascii="Times New Roman" w:hAnsi="Times New Roman" w:cs="Times New Roman"/>
+              </w:rPr>
+            </w:pPr>
+            <w:r>
+              <w:rPr>
+                <w:rFonts w:ascii="Times New Roman" w:hAnsi="Times New Roman" w:cs="Times New Roman"/>
+              </w:rPr>
+              <w:t>{{</w:t>
+            </w:r>
+            <w:proofErr w:type="spellStart"/>
+            <w:r>
+              <w:rPr>
+                <w:rFonts w:ascii="Times New Roman" w:hAnsi="Times New Roman" w:cs="Times New Roman"/>
+              </w:rPr>
+              <w:t>trans_time</w:t>
+            </w:r>
+            <w:proofErr w:type="spellEnd"/>
+            <w:r>
+              <w:rPr>
+                <w:rFonts w:ascii="Times New Roman" w:hAnsi="Times New Roman" w:cs="Times New Roman"/>
+              </w:rPr>
+              <w:t>}}</w:t>
             </w:r>
           </w:p>
         </w:tc>
@@ -581,7 +797,15 @@
             <w:vAlign w:val="center"/>
           </w:tcPr>
           <w:p>
-            <w:r>
+            <w:pPr>
+              <w:rPr>
+                <w:rFonts w:ascii="Times New Roman" w:hAnsi="Times New Roman" w:cs="Times New Roman"/>
+              </w:rPr>
+            </w:pPr>
+            <w:r>
+              <w:rPr>
+                <w:rFonts w:ascii="Times New Roman" w:hAnsi="Times New Roman" w:cs="Times New Roman"/>
+              </w:rPr>
               <w:t>{{amount}}</w:t>
             </w:r>
           </w:p>
@@ -592,8 +816,30 @@
             <w:vAlign w:val="center"/>
           </w:tcPr>
           <w:p>
-            <w:r>
-              <w:t>{{sub_trans_type}}</w:t>
+            <w:pPr>
+              <w:rPr>
+                <w:rFonts w:ascii="Times New Roman" w:hAnsi="Times New Roman" w:cs="Times New Roman"/>
+              </w:rPr>
+            </w:pPr>
+            <w:r>
+              <w:rPr>
+                <w:rFonts w:ascii="Times New Roman" w:hAnsi="Times New Roman" w:cs="Times New Roman"/>
+              </w:rPr>
+              <w:t>{{</w:t>
+            </w:r>
+            <w:proofErr w:type="spellStart"/>
+            <w:r>
+              <w:rPr>
+                <w:rFonts w:ascii="Times New Roman" w:hAnsi="Times New Roman" w:cs="Times New Roman"/>
+              </w:rPr>
+              <w:t>sub_trans_type</w:t>
+            </w:r>
+            <w:proofErr w:type="spellEnd"/>
+            <w:r>
+              <w:rPr>
+                <w:rFonts w:ascii="Times New Roman" w:hAnsi="Times New Roman" w:cs="Times New Roman"/>
+              </w:rPr>
+              <w:t>}}</w:t>
             </w:r>
           </w:p>
         </w:tc>
@@ -603,8 +849,30 @@
             <w:vAlign w:val="center"/>
           </w:tcPr>
           <w:p>
-            <w:r>
-              <w:t>{{bc_status}}</w:t>
+            <w:pPr>
+              <w:rPr>
+                <w:rFonts w:ascii="Times New Roman" w:hAnsi="Times New Roman" w:cs="Times New Roman"/>
+              </w:rPr>
+            </w:pPr>
+            <w:r>
+              <w:rPr>
+                <w:rFonts w:ascii="Times New Roman" w:hAnsi="Times New Roman" w:cs="Times New Roman"/>
+              </w:rPr>
+              <w:t>{{</w:t>
+            </w:r>
+            <w:proofErr w:type="spellStart"/>
+            <w:r>
+              <w:rPr>
+                <w:rFonts w:ascii="Times New Roman" w:hAnsi="Times New Roman" w:cs="Times New Roman"/>
+              </w:rPr>
+              <w:t>bc_status</w:t>
+            </w:r>
+            <w:proofErr w:type="spellEnd"/>
+            <w:r>
+              <w:rPr>
+                <w:rFonts w:ascii="Times New Roman" w:hAnsi="Times New Roman" w:cs="Times New Roman"/>
+              </w:rPr>
+              <w:t>}}</w:t>
             </w:r>
           </w:p>
         </w:tc>
@@ -614,7 +882,15 @@
             <w:vAlign w:val="center"/>
           </w:tcPr>
           <w:p>
-            <w:r>
+            <w:pPr>
+              <w:rPr>
+                <w:rFonts w:ascii="Times New Roman" w:hAnsi="Times New Roman" w:cs="Times New Roman"/>
+              </w:rPr>
+            </w:pPr>
+            <w:r>
+              <w:rPr>
+                <w:rFonts w:ascii="Times New Roman" w:hAnsi="Times New Roman" w:cs="Times New Roman"/>
+              </w:rPr>
               <w:t>{{phone}}</w:t>
             </w:r>
           </w:p>
@@ -625,8 +901,30 @@
             <w:vAlign w:val="center"/>
           </w:tcPr>
           <w:p>
-            <w:r>
-              <w:t>{{conn_channel}}</w:t>
+            <w:pPr>
+              <w:rPr>
+                <w:rFonts w:ascii="Times New Roman" w:hAnsi="Times New Roman" w:cs="Times New Roman"/>
+              </w:rPr>
+            </w:pPr>
+            <w:r>
+              <w:rPr>
+                <w:rFonts w:ascii="Times New Roman" w:hAnsi="Times New Roman" w:cs="Times New Roman"/>
+              </w:rPr>
+              <w:t>{{</w:t>
+            </w:r>
+            <w:proofErr w:type="spellStart"/>
+            <w:r>
+              <w:rPr>
+                <w:rFonts w:ascii="Times New Roman" w:hAnsi="Times New Roman" w:cs="Times New Roman"/>
+              </w:rPr>
+              <w:t>conn_channel</w:t>
+            </w:r>
+            <w:proofErr w:type="spellEnd"/>
+            <w:r>
+              <w:rPr>
+                <w:rFonts w:ascii="Times New Roman" w:hAnsi="Times New Roman" w:cs="Times New Roman"/>
+              </w:rPr>
+              <w:t>}}</w:t>
             </w:r>
           </w:p>
         </w:tc>
@@ -636,8 +934,30 @@
             <w:vAlign w:val="center"/>
           </w:tcPr>
           <w:p>
-            <w:r>
-              <w:t>{{app_user}}</w:t>
+            <w:pPr>
+              <w:rPr>
+                <w:rFonts w:ascii="Times New Roman" w:hAnsi="Times New Roman" w:cs="Times New Roman"/>
+              </w:rPr>
+            </w:pPr>
+            <w:r>
+              <w:rPr>
+                <w:rFonts w:ascii="Times New Roman" w:hAnsi="Times New Roman" w:cs="Times New Roman"/>
+              </w:rPr>
+              <w:t>{{</w:t>
+            </w:r>
+            <w:proofErr w:type="spellStart"/>
+            <w:r>
+              <w:rPr>
+                <w:rFonts w:ascii="Times New Roman" w:hAnsi="Times New Roman" w:cs="Times New Roman"/>
+              </w:rPr>
+              <w:t>app_user</w:t>
+            </w:r>
+            <w:proofErr w:type="spellEnd"/>
+            <w:r>
+              <w:rPr>
+                <w:rFonts w:ascii="Times New Roman" w:hAnsi="Times New Roman" w:cs="Times New Roman"/>
+              </w:rPr>
+              <w:t>}}</w:t>
             </w:r>
           </w:p>
         </w:tc>
@@ -647,7 +967,15 @@
             <w:vAlign w:val="center"/>
           </w:tcPr>
           <w:p>
-            <w:r>
+            <w:pPr>
+              <w:rPr>
+                <w:rFonts w:ascii="Times New Roman" w:hAnsi="Times New Roman" w:cs="Times New Roman"/>
+              </w:rPr>
+            </w:pPr>
+            <w:r>
+              <w:rPr>
+                <w:rFonts w:ascii="Times New Roman" w:hAnsi="Times New Roman" w:cs="Times New Roman"/>
+              </w:rPr>
               <w:t>{{note}}</w:t>
             </w:r>
           </w:p>
@@ -682,7 +1010,27 @@
           <w:sz w:val="20"/>
           <w:szCs w:val="20"/>
         </w:rPr>
-        <w:t>Thông tin ví:</w:t>
+        <w:t xml:space="preserve">Thông tin </w:t>
+      </w:r>
+      <w:proofErr w:type="spellStart"/>
+      <w:r>
+        <w:rPr>
+          <w:rFonts w:ascii="Times New Roman" w:hAnsi="Times New Roman" w:cs="Times New Roman"/>
+          <w:b/>
+          <w:sz w:val="20"/>
+          <w:szCs w:val="20"/>
+        </w:rPr>
+        <w:t>ví</w:t>
+      </w:r>
+      <w:proofErr w:type="spellEnd"/>
+      <w:r>
+        <w:rPr>
+          <w:rFonts w:ascii="Times New Roman" w:hAnsi="Times New Roman" w:cs="Times New Roman"/>
+          <w:b/>
+          <w:sz w:val="20"/>
+          <w:szCs w:val="20"/>
+        </w:rPr>
+        <w:t>:</w:t>
       </w:r>
     </w:p>
     <w:p>
@@ -697,13 +1045,77 @@
           <w:szCs w:val="20"/>
         </w:rPr>
       </w:pPr>
-      <w:r>
-        <w:rPr>
-          <w:rFonts w:ascii="Times New Roman" w:hAnsi="Times New Roman" w:cs="Times New Roman"/>
-          <w:sz w:val="20"/>
-          <w:szCs w:val="20"/>
-        </w:rPr>
-        <w:t>Ngày tạo ví: {{ngay_tao_vi}}</w:t>
+      <w:proofErr w:type="spellStart"/>
+      <w:r>
+        <w:rPr>
+          <w:rFonts w:ascii="Times New Roman" w:hAnsi="Times New Roman" w:cs="Times New Roman"/>
+          <w:sz w:val="20"/>
+          <w:szCs w:val="20"/>
+        </w:rPr>
+        <w:t>Ngày</w:t>
+      </w:r>
+      <w:proofErr w:type="spellEnd"/>
+      <w:r>
+        <w:rPr>
+          <w:rFonts w:ascii="Times New Roman" w:hAnsi="Times New Roman" w:cs="Times New Roman"/>
+          <w:sz w:val="20"/>
+          <w:szCs w:val="20"/>
+        </w:rPr>
+        <w:t xml:space="preserve"> </w:t>
+      </w:r>
+      <w:proofErr w:type="spellStart"/>
+      <w:r>
+        <w:rPr>
+          <w:rFonts w:ascii="Times New Roman" w:hAnsi="Times New Roman" w:cs="Times New Roman"/>
+          <w:sz w:val="20"/>
+          <w:szCs w:val="20"/>
+        </w:rPr>
+        <w:t>tạo</w:t>
+      </w:r>
+      <w:proofErr w:type="spellEnd"/>
+      <w:r>
+        <w:rPr>
+          <w:rFonts w:ascii="Times New Roman" w:hAnsi="Times New Roman" w:cs="Times New Roman"/>
+          <w:sz w:val="20"/>
+          <w:szCs w:val="20"/>
+        </w:rPr>
+        <w:t xml:space="preserve"> </w:t>
+      </w:r>
+      <w:proofErr w:type="spellStart"/>
+      <w:r>
+        <w:rPr>
+          <w:rFonts w:ascii="Times New Roman" w:hAnsi="Times New Roman" w:cs="Times New Roman"/>
+          <w:sz w:val="20"/>
+          <w:szCs w:val="20"/>
+        </w:rPr>
+        <w:t>ví</w:t>
+      </w:r>
+      <w:proofErr w:type="spellEnd"/>
+      <w:r>
+        <w:rPr>
+          <w:rFonts w:ascii="Times New Roman" w:hAnsi="Times New Roman" w:cs="Times New Roman"/>
+          <w:sz w:val="20"/>
+          <w:szCs w:val="20"/>
+        </w:rPr>
+        <w:t>: {{</w:t>
+      </w:r>
+      <w:proofErr w:type="spellStart"/>
+      <w:r>
+        <w:rPr>
+          <w:rFonts w:ascii="Times New Roman" w:hAnsi="Times New Roman" w:cs="Times New Roman"/>
+          <w:sz w:val="20"/>
+          <w:szCs w:val="20"/>
+        </w:rPr>
+        <w:t>ngay_tao_vi</w:t>
+      </w:r>
+      <w:proofErr w:type="spellEnd"/>
+      <w:r>
+        <w:rPr>
+          <w:rFonts w:ascii="Times New Roman" w:hAnsi="Times New Roman" w:cs="Times New Roman"/>
+          <w:sz w:val="20"/>
+          <w:szCs w:val="20"/>
+        </w:rPr>
+        <w:t>}}</w:t>
       </w:r>
     </w:p>
     <w:p>
@@ -721,7 +1133,115 @@
           <w:sz w:val="20"/>
           <w:szCs w:val="20"/>
         </w:rPr>
-        <w:t>Số dư tại thời điểm khóa ví: {{so_du}}</w:t>
+        <w:t xml:space="preserve">Số dư </w:t>
+      </w:r>
+      <w:proofErr w:type="spellStart"/>
+      <w:r>
+        <w:rPr>
+          <w:rFonts w:ascii="Times New Roman" w:hAnsi="Times New Roman" w:cs="Times New Roman"/>
+          <w:sz w:val="20"/>
+          <w:szCs w:val="20"/>
+        </w:rPr>
+        <w:t>tại</w:t>
+      </w:r>
+      <w:proofErr w:type="spellEnd"/>
+      <w:r>
+        <w:rPr>
+          <w:rFonts w:ascii="Times New Roman" w:hAnsi="Times New Roman" w:cs="Times New Roman"/>
+          <w:sz w:val="20"/>
+          <w:szCs w:val="20"/>
+        </w:rPr>
+        <w:t xml:space="preserve"> </w:t>
+      </w:r>
+      <w:proofErr w:type="spellStart"/>
+      <w:r>
+        <w:rPr>
+          <w:rFonts w:ascii="Times New Roman" w:hAnsi="Times New Roman" w:cs="Times New Roman"/>
+          <w:sz w:val="20"/>
+          <w:szCs w:val="20"/>
+        </w:rPr>
+        <w:t>thời</w:t>
+      </w:r>
+      <w:proofErr w:type="spellEnd"/>
+      <w:r>
+        <w:rPr>
+          <w:rFonts w:ascii="Times New Roman" w:hAnsi="Times New Roman" w:cs="Times New Roman"/>
+          <w:sz w:val="20"/>
+          <w:szCs w:val="20"/>
+        </w:rPr>
+        <w:t xml:space="preserve"> </w:t>
+      </w:r>
+      <w:proofErr w:type="spellStart"/>
+      <w:r>
+        <w:rPr>
+          <w:rFonts w:ascii="Times New Roman" w:hAnsi="Times New Roman" w:cs="Times New Roman"/>
+          <w:sz w:val="20"/>
+          <w:szCs w:val="20"/>
+        </w:rPr>
+        <w:t>điểm</w:t>
+      </w:r>
+      <w:proofErr w:type="spellEnd"/>
+      <w:r>
+        <w:rPr>
+          <w:rFonts w:ascii="Times New Roman" w:hAnsi="Times New Roman" w:cs="Times New Roman"/>
+          <w:sz w:val="20"/>
+          <w:szCs w:val="20"/>
+        </w:rPr>
+        <w:t xml:space="preserve"> </w:t>
+      </w:r>
+      <w:proofErr w:type="spellStart"/>
+      <w:r>
+        <w:rPr>
+          <w:rFonts w:ascii="Times New Roman" w:hAnsi="Times New Roman" w:cs="Times New Roman"/>
+          <w:sz w:val="20"/>
+          <w:szCs w:val="20"/>
+        </w:rPr>
+        <w:t>khóa</w:t>
+      </w:r>
+      <w:proofErr w:type="spellEnd"/>
+      <w:r>
+        <w:rPr>
+          <w:rFonts w:ascii="Times New Roman" w:hAnsi="Times New Roman" w:cs="Times New Roman"/>
+          <w:sz w:val="20"/>
+          <w:szCs w:val="20"/>
+        </w:rPr>
+        <w:t xml:space="preserve"> </w:t>
+      </w:r>
+      <w:proofErr w:type="spellStart"/>
+      <w:r>
+        <w:rPr>
+          <w:rFonts w:ascii="Times New Roman" w:hAnsi="Times New Roman" w:cs="Times New Roman"/>
+          <w:sz w:val="20"/>
+          <w:szCs w:val="20"/>
+        </w:rPr>
+        <w:t>ví</w:t>
+      </w:r>
+      <w:proofErr w:type="spellEnd"/>
+      <w:r>
+        <w:rPr>
+          <w:rFonts w:ascii="Times New Roman" w:hAnsi="Times New Roman" w:cs="Times New Roman"/>
+          <w:sz w:val="20"/>
+          <w:szCs w:val="20"/>
+        </w:rPr>
+        <w:t>: {{</w:t>
+      </w:r>
+      <w:proofErr w:type="spellStart"/>
+      <w:r>
+        <w:rPr>
+          <w:rFonts w:ascii="Times New Roman" w:hAnsi="Times New Roman" w:cs="Times New Roman"/>
+          <w:sz w:val="20"/>
+          <w:szCs w:val="20"/>
+        </w:rPr>
+        <w:t>so_du</w:t>
+      </w:r>
+      <w:proofErr w:type="spellEnd"/>
+      <w:r>
+        <w:rPr>
+          <w:rFonts w:ascii="Times New Roman" w:hAnsi="Times New Roman" w:cs="Times New Roman"/>
+          <w:sz w:val="20"/>
+          <w:szCs w:val="20"/>
+        </w:rPr>
+        <w:t>}}</w:t>
       </w:r>
     </w:p>
     <w:p>
@@ -733,13 +1253,185 @@
           <w:szCs w:val="20"/>
         </w:rPr>
       </w:pPr>
-      <w:r>
-        <w:rPr>
-          <w:rFonts w:ascii="Times New Roman" w:hAnsi="Times New Roman" w:cs="Times New Roman"/>
-          <w:sz w:val="20"/>
-          <w:szCs w:val="20"/>
-        </w:rPr>
-        <w:t>Thời gian liên kết thẻ/ tài khoản đang khiếu nại: {{ngay_lien_ket}}</w:t>
+      <w:proofErr w:type="spellStart"/>
+      <w:r>
+        <w:rPr>
+          <w:rFonts w:ascii="Times New Roman" w:hAnsi="Times New Roman" w:cs="Times New Roman"/>
+          <w:sz w:val="20"/>
+          <w:szCs w:val="20"/>
+        </w:rPr>
+        <w:t>Thời</w:t>
+      </w:r>
+      <w:proofErr w:type="spellEnd"/>
+      <w:r>
+        <w:rPr>
+          <w:rFonts w:ascii="Times New Roman" w:hAnsi="Times New Roman" w:cs="Times New Roman"/>
+          <w:sz w:val="20"/>
+          <w:szCs w:val="20"/>
+        </w:rPr>
+        <w:t xml:space="preserve"> </w:t>
+      </w:r>
+      <w:proofErr w:type="spellStart"/>
+      <w:r>
+        <w:rPr>
+          <w:rFonts w:ascii="Times New Roman" w:hAnsi="Times New Roman" w:cs="Times New Roman"/>
+          <w:sz w:val="20"/>
+          <w:szCs w:val="20"/>
+        </w:rPr>
+        <w:t>gian</w:t>
+      </w:r>
+      <w:proofErr w:type="spellEnd"/>
+      <w:r>
+        <w:rPr>
+          <w:rFonts w:ascii="Times New Roman" w:hAnsi="Times New Roman" w:cs="Times New Roman"/>
+          <w:sz w:val="20"/>
+          <w:szCs w:val="20"/>
+        </w:rPr>
+        <w:t xml:space="preserve"> </w:t>
+      </w:r>
+      <w:proofErr w:type="spellStart"/>
+      <w:r>
+        <w:rPr>
+          <w:rFonts w:ascii="Times New Roman" w:hAnsi="Times New Roman" w:cs="Times New Roman"/>
+          <w:sz w:val="20"/>
+          <w:szCs w:val="20"/>
+        </w:rPr>
+        <w:t>liên</w:t>
+      </w:r>
+      <w:proofErr w:type="spellEnd"/>
+      <w:r>
+        <w:rPr>
+          <w:rFonts w:ascii="Times New Roman" w:hAnsi="Times New Roman" w:cs="Times New Roman"/>
+          <w:sz w:val="20"/>
+          <w:szCs w:val="20"/>
+        </w:rPr>
+        <w:t xml:space="preserve"> </w:t>
+      </w:r>
+      <w:proofErr w:type="spellStart"/>
+      <w:r>
+        <w:rPr>
+          <w:rFonts w:ascii="Times New Roman" w:hAnsi="Times New Roman" w:cs="Times New Roman"/>
+          <w:sz w:val="20"/>
+          <w:szCs w:val="20"/>
+        </w:rPr>
+        <w:t>kết</w:t>
+      </w:r>
+      <w:proofErr w:type="spellEnd"/>
+      <w:r>
+        <w:rPr>
+          <w:rFonts w:ascii="Times New Roman" w:hAnsi="Times New Roman" w:cs="Times New Roman"/>
+          <w:sz w:val="20"/>
+          <w:szCs w:val="20"/>
+        </w:rPr>
+        <w:t xml:space="preserve"> thẻ/ </w:t>
+      </w:r>
+      <w:proofErr w:type="spellStart"/>
+      <w:r>
+        <w:rPr>
+          <w:rFonts w:ascii="Times New Roman" w:hAnsi="Times New Roman" w:cs="Times New Roman"/>
+          <w:sz w:val="20"/>
+          <w:szCs w:val="20"/>
+        </w:rPr>
+        <w:t>tài</w:t>
+      </w:r>
+      <w:proofErr w:type="spellEnd"/>
+      <w:r>
+        <w:rPr>
+          <w:rFonts w:ascii="Times New Roman" w:hAnsi="Times New Roman" w:cs="Times New Roman"/>
+          <w:sz w:val="20"/>
+          <w:szCs w:val="20"/>
+        </w:rPr>
+        <w:t xml:space="preserve"> </w:t>
+      </w:r>
+      <w:proofErr w:type="spellStart"/>
+      <w:r>
+        <w:rPr>
+          <w:rFonts w:ascii="Times New Roman" w:hAnsi="Times New Roman" w:cs="Times New Roman"/>
+          <w:sz w:val="20"/>
+          <w:szCs w:val="20"/>
+        </w:rPr>
+        <w:t>khoản</w:t>
+      </w:r>
+      <w:proofErr w:type="spellEnd"/>
+      <w:r>
+        <w:rPr>
+          <w:rFonts w:ascii="Times New Roman" w:hAnsi="Times New Roman" w:cs="Times New Roman"/>
+          <w:sz w:val="20"/>
+          <w:szCs w:val="20"/>
+        </w:rPr>
+        <w:t xml:space="preserve"> </w:t>
+      </w:r>
+      <w:proofErr w:type="spellStart"/>
+      <w:r>
+        <w:rPr>
+          <w:rFonts w:ascii="Times New Roman" w:hAnsi="Times New Roman" w:cs="Times New Roman"/>
+          <w:sz w:val="20"/>
+          <w:szCs w:val="20"/>
+        </w:rPr>
+        <w:t>đang</w:t>
+      </w:r>
+      <w:proofErr w:type="spellEnd"/>
+      <w:r>
+        <w:rPr>
+          <w:rFonts w:ascii="Times New Roman" w:hAnsi="Times New Roman" w:cs="Times New Roman"/>
+          <w:sz w:val="20"/>
+          <w:szCs w:val="20"/>
+        </w:rPr>
+        <w:t xml:space="preserve"> </w:t>
+      </w:r>
+      <w:proofErr w:type="spellStart"/>
+      <w:r>
+        <w:rPr>
+          <w:rFonts w:ascii="Times New Roman" w:hAnsi="Times New Roman" w:cs="Times New Roman"/>
+          <w:sz w:val="20"/>
+          <w:szCs w:val="20"/>
+        </w:rPr>
+        <w:t>khiếu</w:t>
+      </w:r>
+      <w:proofErr w:type="spellEnd"/>
+      <w:r>
+        <w:rPr>
+          <w:rFonts w:ascii="Times New Roman" w:hAnsi="Times New Roman" w:cs="Times New Roman"/>
+          <w:sz w:val="20"/>
+          <w:szCs w:val="20"/>
+        </w:rPr>
+        <w:t xml:space="preserve"> </w:t>
+      </w:r>
+      <w:proofErr w:type="spellStart"/>
+      <w:r>
+        <w:rPr>
+          <w:rFonts w:ascii="Times New Roman" w:hAnsi="Times New Roman" w:cs="Times New Roman"/>
+          <w:sz w:val="20"/>
+          <w:szCs w:val="20"/>
+        </w:rPr>
+        <w:t>nại</w:t>
+      </w:r>
+      <w:proofErr w:type="spellEnd"/>
+      <w:r>
+        <w:rPr>
+          <w:rFonts w:ascii="Times New Roman" w:hAnsi="Times New Roman" w:cs="Times New Roman"/>
+          <w:sz w:val="20"/>
+          <w:szCs w:val="20"/>
+        </w:rPr>
+        <w:t>: {{</w:t>
+      </w:r>
+      <w:proofErr w:type="spellStart"/>
+      <w:r>
+        <w:rPr>
+          <w:rFonts w:ascii="Times New Roman" w:hAnsi="Times New Roman" w:cs="Times New Roman"/>
+          <w:sz w:val="20"/>
+          <w:szCs w:val="20"/>
+        </w:rPr>
+        <w:t>ngay_lien_ket</w:t>
+      </w:r>
+      <w:proofErr w:type="spellEnd"/>
+      <w:r>
+        <w:rPr>
+          <w:rFonts w:ascii="Times New Roman" w:hAnsi="Times New Roman" w:cs="Times New Roman"/>
+          <w:sz w:val="20"/>
+          <w:szCs w:val="20"/>
+        </w:rPr>
+        <w:t>}}</w:t>
       </w:r>
     </w:p>
     <w:p>
@@ -752,13 +1444,95 @@
           <w:szCs w:val="20"/>
         </w:rPr>
       </w:pPr>
-      <w:r>
-        <w:rPr>
-          <w:rFonts w:ascii="Times New Roman" w:hAnsi="Times New Roman" w:cs="Times New Roman"/>
-          <w:sz w:val="20"/>
-          <w:szCs w:val="20"/>
-        </w:rPr>
-        <w:t>Lần đầu liên kết: {{lien_ket_lan_dau}}</w:t>
+      <w:proofErr w:type="spellStart"/>
+      <w:r>
+        <w:rPr>
+          <w:rFonts w:ascii="Times New Roman" w:hAnsi="Times New Roman" w:cs="Times New Roman"/>
+          <w:sz w:val="20"/>
+          <w:szCs w:val="20"/>
+        </w:rPr>
+        <w:t>Lần</w:t>
+      </w:r>
+      <w:proofErr w:type="spellEnd"/>
+      <w:r>
+        <w:rPr>
+          <w:rFonts w:ascii="Times New Roman" w:hAnsi="Times New Roman" w:cs="Times New Roman"/>
+          <w:sz w:val="20"/>
+          <w:szCs w:val="20"/>
+        </w:rPr>
+        <w:t xml:space="preserve"> </w:t>
+      </w:r>
+      <w:proofErr w:type="spellStart"/>
+      <w:r>
+        <w:rPr>
+          <w:rFonts w:ascii="Times New Roman" w:hAnsi="Times New Roman" w:cs="Times New Roman"/>
+          <w:sz w:val="20"/>
+          <w:szCs w:val="20"/>
+        </w:rPr>
+        <w:t>đầu</w:t>
+      </w:r>
+      <w:proofErr w:type="spellEnd"/>
+      <w:r>
+        <w:rPr>
+          <w:rFonts w:ascii="Times New Roman" w:hAnsi="Times New Roman" w:cs="Times New Roman"/>
+          <w:sz w:val="20"/>
+          <w:szCs w:val="20"/>
+        </w:rPr>
+        <w:t xml:space="preserve"> </w:t>
+      </w:r>
+      <w:proofErr w:type="spellStart"/>
+      <w:r>
+        <w:rPr>
+          <w:rFonts w:ascii="Times New Roman" w:hAnsi="Times New Roman" w:cs="Times New Roman"/>
+          <w:sz w:val="20"/>
+          <w:szCs w:val="20"/>
+        </w:rPr>
+        <w:t>liên</w:t>
+      </w:r>
+      <w:proofErr w:type="spellEnd"/>
+      <w:r>
+        <w:rPr>
+          <w:rFonts w:ascii="Times New Roman" w:hAnsi="Times New Roman" w:cs="Times New Roman"/>
+          <w:sz w:val="20"/>
+          <w:szCs w:val="20"/>
+        </w:rPr>
+        <w:t xml:space="preserve"> </w:t>
+      </w:r>
+      <w:proofErr w:type="spellStart"/>
+      <w:r>
+        <w:rPr>
+          <w:rFonts w:ascii="Times New Roman" w:hAnsi="Times New Roman" w:cs="Times New Roman"/>
+          <w:sz w:val="20"/>
+          <w:szCs w:val="20"/>
+        </w:rPr>
+        <w:t>kết</w:t>
+      </w:r>
+      <w:proofErr w:type="spellEnd"/>
+      <w:r>
+        <w:rPr>
+          <w:rFonts w:ascii="Times New Roman" w:hAnsi="Times New Roman" w:cs="Times New Roman"/>
+          <w:sz w:val="20"/>
+          <w:szCs w:val="20"/>
+        </w:rPr>
+        <w:t>: {{</w:t>
+      </w:r>
+      <w:proofErr w:type="spellStart"/>
+      <w:r>
+        <w:rPr>
+          <w:rFonts w:ascii="Times New Roman" w:hAnsi="Times New Roman" w:cs="Times New Roman"/>
+          <w:sz w:val="20"/>
+          <w:szCs w:val="20"/>
+        </w:rPr>
+        <w:t>lien_ket_lan_dau</w:t>
+      </w:r>
+      <w:proofErr w:type="spellEnd"/>
+      <w:r>
+        <w:rPr>
+          <w:rFonts w:ascii="Times New Roman" w:hAnsi="Times New Roman" w:cs="Times New Roman"/>
+          <w:sz w:val="20"/>
+          <w:szCs w:val="20"/>
+        </w:rPr>
+        <w:t>}}</w:t>
       </w:r>
       <w:bookmarkStart w:id="0" w:name="_Hlk216855641"/>
       <w:sdt>
@@ -836,7 +1610,24 @@
       </w:sdt>
       <w:bookmarkEnd w:id="0"/>
       <w:r>
-        <w:t>{{wallet_balance_note}}</w:t>
+        <w:rPr>
+          <w:rFonts w:ascii="Times New Roman" w:hAnsi="Times New Roman" w:cs="Times New Roman"/>
+        </w:rPr>
+        <w:t>{{</w:t>
+      </w:r>
+      <w:proofErr w:type="spellStart"/>
+      <w:r>
+        <w:rPr>
+          <w:rFonts w:ascii="Times New Roman" w:hAnsi="Times New Roman" w:cs="Times New Roman"/>
+        </w:rPr>
+        <w:t>wallet_balance_note</w:t>
+      </w:r>
+      <w:proofErr w:type="spellEnd"/>
+      <w:r>
+        <w:rPr>
+          <w:rFonts w:ascii="Times New Roman" w:hAnsi="Times New Roman" w:cs="Times New Roman"/>
+        </w:rPr>
+        <w:t>}}</w:t>
       </w:r>
     </w:p>
     <w:sectPr>
@@ -1601,6 +2392,7 @@
     <w:rsid w:val="005C2277"/>
     <w:rsid w:val="005F6B1B"/>
     <w:rsid w:val="00674D10"/>
+    <w:rsid w:val="006D3373"/>
     <w:rsid w:val="006D7D44"/>
     <w:rsid w:val="006E0E82"/>
     <w:rsid w:val="006F1B1C"/>
@@ -2083,14 +2875,6 @@
       <w:color w:val="808080"/>
     </w:rPr>
   </w:style>
-  <w:style w:type="paragraph" w:customStyle="1" w:styleId="0492DAF25FCF4B449C4EF6C0C1BCE8FD">
-    <w:name w:val="0492DAF25FCF4B449C4EF6C0C1BCE8FD"/>
-    <w:rsid w:val="009D13EC"/>
-  </w:style>
-  <w:style w:type="paragraph" w:customStyle="1" w:styleId="740C7EC49352438D8A7DEF8A3AF0D0E2">
-    <w:name w:val="740C7EC49352438D8A7DEF8A3AF0D0E2"/>
-    <w:rsid w:val="009D13EC"/>
-  </w:style>
   <w:style w:type="paragraph" w:customStyle="1" w:styleId="E4FD3181BB4D49BB9E48105A7D7BD43C">
     <w:name w:val="E4FD3181BB4D49BB9E48105A7D7BD43C"/>
     <w:rsid w:val="00F87421"/>

--- a/template_chung_tu_clean.docx
+++ b/template_chung_tu_clean.docx
@@ -178,6 +178,8 @@
       <w:r>
         <w:rPr>
           <w:rFonts w:ascii="Times New Roman" w:hAnsi="Times New Roman" w:cs="Times New Roman"/>
+          <w:sz w:val="20"/>
+          <w:szCs w:val="20"/>
         </w:rPr>
         <w:t>{{service_desc_1}}</w:t>
       </w:r>
@@ -195,6 +197,8 @@
       <w:r>
         <w:rPr>
           <w:rFonts w:ascii="Times New Roman" w:hAnsi="Times New Roman" w:cs="Times New Roman"/>
+          <w:sz w:val="20"/>
+          <w:szCs w:val="20"/>
         </w:rPr>
         <w:t>{{service_desc_2}}</w:t>
       </w:r>
@@ -205,6 +209,8 @@
         <w:rPr>
           <w:rFonts w:ascii="Times New Roman" w:hAnsi="Times New Roman" w:cs="Times New Roman"/>
           <w:noProof/>
+          <w:sz w:val="20"/>
+          <w:szCs w:val="20"/>
         </w:rPr>
       </w:pPr>
       <w:r>
@@ -241,6 +247,8 @@
         <w:rPr>
           <w:rFonts w:ascii="Times New Roman" w:hAnsi="Times New Roman" w:cs="Times New Roman"/>
           <w:noProof/>
+          <w:sz w:val="20"/>
+          <w:szCs w:val="20"/>
         </w:rPr>
         <w:t>:</w:t>
       </w:r>
@@ -252,18 +260,18 @@
         <w:tblLook w:val="04A0" w:firstRow="1" w:lastRow="0" w:firstColumn="1" w:lastColumn="0" w:noHBand="0" w:noVBand="1"/>
       </w:tblPr>
       <w:tblGrid>
-        <w:gridCol w:w="1714"/>
-        <w:gridCol w:w="1726"/>
-        <w:gridCol w:w="1238"/>
-        <w:gridCol w:w="1799"/>
-        <w:gridCol w:w="1568"/>
-        <w:gridCol w:w="1299"/>
-        <w:gridCol w:w="1971"/>
-        <w:gridCol w:w="1458"/>
-        <w:gridCol w:w="1177"/>
-        <w:gridCol w:w="1861"/>
-        <w:gridCol w:w="1433"/>
-        <w:gridCol w:w="1018"/>
+        <w:gridCol w:w="1316"/>
+        <w:gridCol w:w="1315"/>
+        <w:gridCol w:w="959"/>
+        <w:gridCol w:w="1368"/>
+        <w:gridCol w:w="1199"/>
+        <w:gridCol w:w="1004"/>
+        <w:gridCol w:w="1519"/>
+        <w:gridCol w:w="1124"/>
+        <w:gridCol w:w="920"/>
+        <w:gridCol w:w="1412"/>
+        <w:gridCol w:w="1246"/>
+        <w:gridCol w:w="1013"/>
       </w:tblGrid>
       <w:tr>
         <w:trPr>
@@ -285,7 +293,8 @@
                 <w:rFonts w:ascii="Times New Roman" w:hAnsi="Times New Roman" w:cs="Times New Roman"/>
                 <w:b/>
                 <w:bCs/>
-                <w:sz w:val="14"/>
+                <w:sz w:val="16"/>
+                <w:szCs w:val="16"/>
               </w:rPr>
             </w:pPr>
             <w:r>
@@ -293,7 +302,8 @@
                 <w:rFonts w:ascii="Times New Roman" w:hAnsi="Times New Roman" w:cs="Times New Roman"/>
                 <w:b/>
                 <w:bCs/>
-                <w:sz w:val="14"/>
+                <w:sz w:val="16"/>
+                <w:szCs w:val="16"/>
               </w:rPr>
               <w:t>BC Trace No</w:t>
             </w:r>
@@ -313,7 +323,8 @@
                 <w:rFonts w:ascii="Times New Roman" w:hAnsi="Times New Roman" w:cs="Times New Roman"/>
                 <w:b/>
                 <w:bCs/>
-                <w:sz w:val="14"/>
+                <w:sz w:val="16"/>
+                <w:szCs w:val="16"/>
               </w:rPr>
             </w:pPr>
             <w:r>
@@ -321,7 +332,8 @@
                 <w:rFonts w:ascii="Times New Roman" w:hAnsi="Times New Roman" w:cs="Times New Roman"/>
                 <w:b/>
                 <w:bCs/>
-                <w:sz w:val="14"/>
+                <w:sz w:val="16"/>
+                <w:szCs w:val="16"/>
               </w:rPr>
               <w:t>TPE Trans ID</w:t>
             </w:r>
@@ -341,7 +353,8 @@
                 <w:rFonts w:ascii="Times New Roman" w:hAnsi="Times New Roman" w:cs="Times New Roman"/>
                 <w:b/>
                 <w:bCs/>
-                <w:sz w:val="14"/>
+                <w:sz w:val="16"/>
+                <w:szCs w:val="16"/>
               </w:rPr>
             </w:pPr>
             <w:r>
@@ -349,7 +362,8 @@
                 <w:rFonts w:ascii="Times New Roman" w:hAnsi="Times New Roman" w:cs="Times New Roman"/>
                 <w:b/>
                 <w:bCs/>
-                <w:sz w:val="14"/>
+                <w:sz w:val="16"/>
+                <w:szCs w:val="16"/>
               </w:rPr>
               <w:t>App ID</w:t>
             </w:r>
@@ -366,6 +380,8 @@
               <w:jc w:val="center"/>
               <w:rPr>
                 <w:rFonts w:ascii="Times New Roman" w:hAnsi="Times New Roman" w:cs="Times New Roman"/>
+                <w:sz w:val="16"/>
+                <w:szCs w:val="16"/>
               </w:rPr>
             </w:pPr>
             <w:r>
@@ -373,6 +389,7 @@
                 <w:rFonts w:ascii="Times New Roman" w:hAnsi="Times New Roman" w:cs="Times New Roman"/>
                 <w:b/>
                 <w:sz w:val="16"/>
+                <w:szCs w:val="16"/>
               </w:rPr>
               <w:t>Card</w:t>
             </w:r>
@@ -381,6 +398,7 @@
                 <w:rFonts w:ascii="Times New Roman" w:hAnsi="Times New Roman" w:cs="Times New Roman"/>
                 <w:b/>
                 <w:sz w:val="16"/>
+                <w:szCs w:val="16"/>
               </w:rPr>
               <w:br/>
               <w:t>Number/</w:t>
@@ -390,6 +408,7 @@
                 <w:rFonts w:ascii="Times New Roman" w:hAnsi="Times New Roman" w:cs="Times New Roman"/>
                 <w:b/>
                 <w:sz w:val="16"/>
+                <w:szCs w:val="16"/>
               </w:rPr>
               <w:br/>
               <w:t>Account</w:t>
@@ -410,7 +429,8 @@
                 <w:rFonts w:ascii="Times New Roman" w:hAnsi="Times New Roman" w:cs="Times New Roman"/>
                 <w:b/>
                 <w:bCs/>
-                <w:sz w:val="14"/>
+                <w:sz w:val="16"/>
+                <w:szCs w:val="16"/>
               </w:rPr>
             </w:pPr>
             <w:r>
@@ -418,7 +438,8 @@
                 <w:rFonts w:ascii="Times New Roman" w:hAnsi="Times New Roman" w:cs="Times New Roman"/>
                 <w:b/>
                 <w:bCs/>
-                <w:sz w:val="14"/>
+                <w:sz w:val="16"/>
+                <w:szCs w:val="16"/>
               </w:rPr>
               <w:t>Trans Time</w:t>
             </w:r>
@@ -438,7 +459,8 @@
                 <w:rFonts w:ascii="Times New Roman" w:hAnsi="Times New Roman" w:cs="Times New Roman"/>
                 <w:b/>
                 <w:bCs/>
-                <w:sz w:val="14"/>
+                <w:sz w:val="16"/>
+                <w:szCs w:val="16"/>
               </w:rPr>
             </w:pPr>
             <w:r>
@@ -446,7 +468,8 @@
                 <w:rFonts w:ascii="Times New Roman" w:hAnsi="Times New Roman" w:cs="Times New Roman"/>
                 <w:b/>
                 <w:bCs/>
-                <w:sz w:val="14"/>
+                <w:sz w:val="16"/>
+                <w:szCs w:val="16"/>
               </w:rPr>
               <w:t>Amount</w:t>
             </w:r>
@@ -466,7 +489,8 @@
                 <w:rFonts w:ascii="Times New Roman" w:hAnsi="Times New Roman" w:cs="Times New Roman"/>
                 <w:b/>
                 <w:bCs/>
-                <w:sz w:val="14"/>
+                <w:sz w:val="16"/>
+                <w:szCs w:val="16"/>
               </w:rPr>
             </w:pPr>
             <w:r>
@@ -474,7 +498,8 @@
                 <w:rFonts w:ascii="Times New Roman" w:hAnsi="Times New Roman" w:cs="Times New Roman"/>
                 <w:b/>
                 <w:bCs/>
-                <w:sz w:val="14"/>
+                <w:sz w:val="16"/>
+                <w:szCs w:val="16"/>
               </w:rPr>
               <w:t>Sub Trans Type</w:t>
             </w:r>
@@ -494,7 +519,8 @@
                 <w:rFonts w:ascii="Times New Roman" w:hAnsi="Times New Roman" w:cs="Times New Roman"/>
                 <w:b/>
                 <w:bCs/>
-                <w:sz w:val="14"/>
+                <w:sz w:val="16"/>
+                <w:szCs w:val="16"/>
               </w:rPr>
             </w:pPr>
             <w:r>
@@ -502,7 +528,8 @@
                 <w:rFonts w:ascii="Times New Roman" w:hAnsi="Times New Roman" w:cs="Times New Roman"/>
                 <w:b/>
                 <w:bCs/>
-                <w:sz w:val="14"/>
+                <w:sz w:val="16"/>
+                <w:szCs w:val="16"/>
               </w:rPr>
               <w:t>BC Status</w:t>
             </w:r>
@@ -522,7 +549,8 @@
                 <w:rFonts w:ascii="Times New Roman" w:hAnsi="Times New Roman" w:cs="Times New Roman"/>
                 <w:b/>
                 <w:bCs/>
-                <w:sz w:val="14"/>
+                <w:sz w:val="16"/>
+                <w:szCs w:val="16"/>
               </w:rPr>
             </w:pPr>
             <w:r>
@@ -530,7 +558,8 @@
                 <w:rFonts w:ascii="Times New Roman" w:hAnsi="Times New Roman" w:cs="Times New Roman"/>
                 <w:b/>
                 <w:bCs/>
-                <w:sz w:val="14"/>
+                <w:sz w:val="16"/>
+                <w:szCs w:val="16"/>
               </w:rPr>
               <w:t>Phone</w:t>
             </w:r>
@@ -550,7 +579,8 @@
                 <w:rFonts w:ascii="Times New Roman" w:hAnsi="Times New Roman" w:cs="Times New Roman"/>
                 <w:b/>
                 <w:bCs/>
-                <w:sz w:val="14"/>
+                <w:sz w:val="16"/>
+                <w:szCs w:val="16"/>
               </w:rPr>
             </w:pPr>
             <w:r>
@@ -558,7 +588,8 @@
                 <w:rFonts w:ascii="Times New Roman" w:hAnsi="Times New Roman" w:cs="Times New Roman"/>
                 <w:b/>
                 <w:bCs/>
-                <w:sz w:val="14"/>
+                <w:sz w:val="16"/>
+                <w:szCs w:val="16"/>
               </w:rPr>
               <w:t>Conn Channel</w:t>
             </w:r>
@@ -578,7 +609,8 @@
                 <w:rFonts w:ascii="Times New Roman" w:hAnsi="Times New Roman" w:cs="Times New Roman"/>
                 <w:b/>
                 <w:bCs/>
-                <w:sz w:val="14"/>
+                <w:sz w:val="16"/>
+                <w:szCs w:val="16"/>
               </w:rPr>
             </w:pPr>
             <w:r>
@@ -586,7 +618,8 @@
                 <w:rFonts w:ascii="Times New Roman" w:hAnsi="Times New Roman" w:cs="Times New Roman"/>
                 <w:b/>
                 <w:bCs/>
-                <w:sz w:val="14"/>
+                <w:sz w:val="16"/>
+                <w:szCs w:val="16"/>
               </w:rPr>
               <w:t>App User</w:t>
             </w:r>
@@ -606,7 +639,8 @@
                 <w:rFonts w:ascii="Times New Roman" w:hAnsi="Times New Roman" w:cs="Times New Roman"/>
                 <w:b/>
                 <w:bCs/>
-                <w:sz w:val="14"/>
+                <w:sz w:val="16"/>
+                <w:szCs w:val="16"/>
               </w:rPr>
             </w:pPr>
             <w:r>
@@ -614,7 +648,8 @@
                 <w:rFonts w:ascii="Times New Roman" w:hAnsi="Times New Roman" w:cs="Times New Roman"/>
                 <w:b/>
                 <w:bCs/>
-                <w:sz w:val="14"/>
+                <w:sz w:val="16"/>
+                <w:szCs w:val="16"/>
               </w:rPr>
               <w:t>Note</w:t>
             </w:r>
@@ -635,11 +670,15 @@
             <w:pPr>
               <w:rPr>
                 <w:rFonts w:ascii="Times New Roman" w:hAnsi="Times New Roman" w:cs="Times New Roman"/>
+                <w:sz w:val="16"/>
+                <w:szCs w:val="16"/>
               </w:rPr>
             </w:pPr>
             <w:r>
               <w:rPr>
                 <w:rFonts w:ascii="Times New Roman" w:hAnsi="Times New Roman" w:cs="Times New Roman"/>
+                <w:sz w:val="16"/>
+                <w:szCs w:val="16"/>
               </w:rPr>
               <w:t>{{</w:t>
             </w:r>
@@ -647,6 +686,8 @@
             <w:r>
               <w:rPr>
                 <w:rFonts w:ascii="Times New Roman" w:hAnsi="Times New Roman" w:cs="Times New Roman"/>
+                <w:sz w:val="16"/>
+                <w:szCs w:val="16"/>
               </w:rPr>
               <w:t>bc_trace_no</w:t>
             </w:r>
@@ -654,6 +695,8 @@
             <w:r>
               <w:rPr>
                 <w:rFonts w:ascii="Times New Roman" w:hAnsi="Times New Roman" w:cs="Times New Roman"/>
+                <w:sz w:val="16"/>
+                <w:szCs w:val="16"/>
               </w:rPr>
               <w:t>}}</w:t>
             </w:r>
@@ -668,11 +711,15 @@
             <w:pPr>
               <w:rPr>
                 <w:rFonts w:ascii="Times New Roman" w:hAnsi="Times New Roman" w:cs="Times New Roman"/>
+                <w:sz w:val="16"/>
+                <w:szCs w:val="16"/>
               </w:rPr>
             </w:pPr>
             <w:r>
               <w:rPr>
                 <w:rFonts w:ascii="Times New Roman" w:hAnsi="Times New Roman" w:cs="Times New Roman"/>
+                <w:sz w:val="16"/>
+                <w:szCs w:val="16"/>
               </w:rPr>
               <w:t>{{</w:t>
             </w:r>
@@ -680,6 +727,8 @@
             <w:r>
               <w:rPr>
                 <w:rFonts w:ascii="Times New Roman" w:hAnsi="Times New Roman" w:cs="Times New Roman"/>
+                <w:sz w:val="16"/>
+                <w:szCs w:val="16"/>
               </w:rPr>
               <w:t>tpe_trans_id</w:t>
             </w:r>
@@ -687,6 +736,8 @@
             <w:r>
               <w:rPr>
                 <w:rFonts w:ascii="Times New Roman" w:hAnsi="Times New Roman" w:cs="Times New Roman"/>
+                <w:sz w:val="16"/>
+                <w:szCs w:val="16"/>
               </w:rPr>
               <w:t>}}</w:t>
             </w:r>
@@ -701,11 +752,15 @@
             <w:pPr>
               <w:rPr>
                 <w:rFonts w:ascii="Times New Roman" w:hAnsi="Times New Roman" w:cs="Times New Roman"/>
+                <w:sz w:val="16"/>
+                <w:szCs w:val="16"/>
               </w:rPr>
             </w:pPr>
             <w:r>
               <w:rPr>
                 <w:rFonts w:ascii="Times New Roman" w:hAnsi="Times New Roman" w:cs="Times New Roman"/>
+                <w:sz w:val="16"/>
+                <w:szCs w:val="16"/>
               </w:rPr>
               <w:t>{{</w:t>
             </w:r>
@@ -713,6 +768,8 @@
             <w:r>
               <w:rPr>
                 <w:rFonts w:ascii="Times New Roman" w:hAnsi="Times New Roman" w:cs="Times New Roman"/>
+                <w:sz w:val="16"/>
+                <w:szCs w:val="16"/>
               </w:rPr>
               <w:t>app_id</w:t>
             </w:r>
@@ -720,6 +777,8 @@
             <w:r>
               <w:rPr>
                 <w:rFonts w:ascii="Times New Roman" w:hAnsi="Times New Roman" w:cs="Times New Roman"/>
+                <w:sz w:val="16"/>
+                <w:szCs w:val="16"/>
               </w:rPr>
               <w:t>}}</w:t>
             </w:r>
@@ -734,11 +793,15 @@
             <w:pPr>
               <w:rPr>
                 <w:rFonts w:ascii="Times New Roman" w:hAnsi="Times New Roman" w:cs="Times New Roman"/>
+                <w:sz w:val="16"/>
+                <w:szCs w:val="16"/>
               </w:rPr>
             </w:pPr>
             <w:r>
               <w:rPr>
                 <w:rFonts w:ascii="Times New Roman" w:hAnsi="Times New Roman" w:cs="Times New Roman"/>
+                <w:sz w:val="16"/>
+                <w:szCs w:val="16"/>
               </w:rPr>
               <w:t>{{</w:t>
             </w:r>
@@ -746,6 +809,8 @@
             <w:r>
               <w:rPr>
                 <w:rFonts w:ascii="Times New Roman" w:hAnsi="Times New Roman" w:cs="Times New Roman"/>
+                <w:sz w:val="16"/>
+                <w:szCs w:val="16"/>
               </w:rPr>
               <w:t>card_number</w:t>
             </w:r>
@@ -753,6 +818,8 @@
             <w:r>
               <w:rPr>
                 <w:rFonts w:ascii="Times New Roman" w:hAnsi="Times New Roman" w:cs="Times New Roman"/>
+                <w:sz w:val="16"/>
+                <w:szCs w:val="16"/>
               </w:rPr>
               <w:t>}}</w:t>
             </w:r>
@@ -767,11 +834,15 @@
             <w:pPr>
               <w:rPr>
                 <w:rFonts w:ascii="Times New Roman" w:hAnsi="Times New Roman" w:cs="Times New Roman"/>
+                <w:sz w:val="16"/>
+                <w:szCs w:val="16"/>
               </w:rPr>
             </w:pPr>
             <w:r>
               <w:rPr>
                 <w:rFonts w:ascii="Times New Roman" w:hAnsi="Times New Roman" w:cs="Times New Roman"/>
+                <w:sz w:val="16"/>
+                <w:szCs w:val="16"/>
               </w:rPr>
               <w:t>{{</w:t>
             </w:r>
@@ -779,6 +850,8 @@
             <w:r>
               <w:rPr>
                 <w:rFonts w:ascii="Times New Roman" w:hAnsi="Times New Roman" w:cs="Times New Roman"/>
+                <w:sz w:val="16"/>
+                <w:szCs w:val="16"/>
               </w:rPr>
               <w:t>trans_time</w:t>
             </w:r>
@@ -786,6 +859,8 @@
             <w:r>
               <w:rPr>
                 <w:rFonts w:ascii="Times New Roman" w:hAnsi="Times New Roman" w:cs="Times New Roman"/>
+                <w:sz w:val="16"/>
+                <w:szCs w:val="16"/>
               </w:rPr>
               <w:t>}}</w:t>
             </w:r>
@@ -800,11 +875,15 @@
             <w:pPr>
               <w:rPr>
                 <w:rFonts w:ascii="Times New Roman" w:hAnsi="Times New Roman" w:cs="Times New Roman"/>
+                <w:sz w:val="16"/>
+                <w:szCs w:val="16"/>
               </w:rPr>
             </w:pPr>
             <w:r>
               <w:rPr>
                 <w:rFonts w:ascii="Times New Roman" w:hAnsi="Times New Roman" w:cs="Times New Roman"/>
+                <w:sz w:val="16"/>
+                <w:szCs w:val="16"/>
               </w:rPr>
               <w:t>{{amount}}</w:t>
             </w:r>
@@ -819,11 +898,15 @@
             <w:pPr>
               <w:rPr>
                 <w:rFonts w:ascii="Times New Roman" w:hAnsi="Times New Roman" w:cs="Times New Roman"/>
+                <w:sz w:val="16"/>
+                <w:szCs w:val="16"/>
               </w:rPr>
             </w:pPr>
             <w:r>
               <w:rPr>
                 <w:rFonts w:ascii="Times New Roman" w:hAnsi="Times New Roman" w:cs="Times New Roman"/>
+                <w:sz w:val="16"/>
+                <w:szCs w:val="16"/>
               </w:rPr>
               <w:t>{{</w:t>
             </w:r>
@@ -831,6 +914,8 @@
             <w:r>
               <w:rPr>
                 <w:rFonts w:ascii="Times New Roman" w:hAnsi="Times New Roman" w:cs="Times New Roman"/>
+                <w:sz w:val="16"/>
+                <w:szCs w:val="16"/>
               </w:rPr>
               <w:t>sub_trans_type</w:t>
             </w:r>
@@ -838,6 +923,8 @@
             <w:r>
               <w:rPr>
                 <w:rFonts w:ascii="Times New Roman" w:hAnsi="Times New Roman" w:cs="Times New Roman"/>
+                <w:sz w:val="16"/>
+                <w:szCs w:val="16"/>
               </w:rPr>
               <w:t>}}</w:t>
             </w:r>
@@ -852,11 +939,15 @@
             <w:pPr>
               <w:rPr>
                 <w:rFonts w:ascii="Times New Roman" w:hAnsi="Times New Roman" w:cs="Times New Roman"/>
+                <w:sz w:val="16"/>
+                <w:szCs w:val="16"/>
               </w:rPr>
             </w:pPr>
             <w:r>
               <w:rPr>
                 <w:rFonts w:ascii="Times New Roman" w:hAnsi="Times New Roman" w:cs="Times New Roman"/>
+                <w:sz w:val="16"/>
+                <w:szCs w:val="16"/>
               </w:rPr>
               <w:t>{{</w:t>
             </w:r>
@@ -864,6 +955,8 @@
             <w:r>
               <w:rPr>
                 <w:rFonts w:ascii="Times New Roman" w:hAnsi="Times New Roman" w:cs="Times New Roman"/>
+                <w:sz w:val="16"/>
+                <w:szCs w:val="16"/>
               </w:rPr>
               <w:t>bc_status</w:t>
             </w:r>
@@ -871,6 +964,8 @@
             <w:r>
               <w:rPr>
                 <w:rFonts w:ascii="Times New Roman" w:hAnsi="Times New Roman" w:cs="Times New Roman"/>
+                <w:sz w:val="16"/>
+                <w:szCs w:val="16"/>
               </w:rPr>
               <w:t>}}</w:t>
             </w:r>
@@ -885,11 +980,15 @@
             <w:pPr>
               <w:rPr>
                 <w:rFonts w:ascii="Times New Roman" w:hAnsi="Times New Roman" w:cs="Times New Roman"/>
+                <w:sz w:val="16"/>
+                <w:szCs w:val="16"/>
               </w:rPr>
             </w:pPr>
             <w:r>
               <w:rPr>
                 <w:rFonts w:ascii="Times New Roman" w:hAnsi="Times New Roman" w:cs="Times New Roman"/>
+                <w:sz w:val="16"/>
+                <w:szCs w:val="16"/>
               </w:rPr>
               <w:t>{{phone}}</w:t>
             </w:r>
@@ -904,11 +1003,15 @@
             <w:pPr>
               <w:rPr>
                 <w:rFonts w:ascii="Times New Roman" w:hAnsi="Times New Roman" w:cs="Times New Roman"/>
+                <w:sz w:val="16"/>
+                <w:szCs w:val="16"/>
               </w:rPr>
             </w:pPr>
             <w:r>
               <w:rPr>
                 <w:rFonts w:ascii="Times New Roman" w:hAnsi="Times New Roman" w:cs="Times New Roman"/>
+                <w:sz w:val="16"/>
+                <w:szCs w:val="16"/>
               </w:rPr>
               <w:t>{{</w:t>
             </w:r>
@@ -916,6 +1019,8 @@
             <w:r>
               <w:rPr>
                 <w:rFonts w:ascii="Times New Roman" w:hAnsi="Times New Roman" w:cs="Times New Roman"/>
+                <w:sz w:val="16"/>
+                <w:szCs w:val="16"/>
               </w:rPr>
               <w:t>conn_channel</w:t>
             </w:r>
@@ -923,6 +1028,8 @@
             <w:r>
               <w:rPr>
                 <w:rFonts w:ascii="Times New Roman" w:hAnsi="Times New Roman" w:cs="Times New Roman"/>
+                <w:sz w:val="16"/>
+                <w:szCs w:val="16"/>
               </w:rPr>
               <w:t>}}</w:t>
             </w:r>
@@ -937,11 +1044,15 @@
             <w:pPr>
               <w:rPr>
                 <w:rFonts w:ascii="Times New Roman" w:hAnsi="Times New Roman" w:cs="Times New Roman"/>
+                <w:sz w:val="16"/>
+                <w:szCs w:val="16"/>
               </w:rPr>
             </w:pPr>
             <w:r>
               <w:rPr>
                 <w:rFonts w:ascii="Times New Roman" w:hAnsi="Times New Roman" w:cs="Times New Roman"/>
+                <w:sz w:val="16"/>
+                <w:szCs w:val="16"/>
               </w:rPr>
               <w:t>{{</w:t>
             </w:r>
@@ -949,6 +1060,8 @@
             <w:r>
               <w:rPr>
                 <w:rFonts w:ascii="Times New Roman" w:hAnsi="Times New Roman" w:cs="Times New Roman"/>
+                <w:sz w:val="16"/>
+                <w:szCs w:val="16"/>
               </w:rPr>
               <w:t>app_user</w:t>
             </w:r>
@@ -956,6 +1069,8 @@
             <w:r>
               <w:rPr>
                 <w:rFonts w:ascii="Times New Roman" w:hAnsi="Times New Roman" w:cs="Times New Roman"/>
+                <w:sz w:val="16"/>
+                <w:szCs w:val="16"/>
               </w:rPr>
               <w:t>}}</w:t>
             </w:r>
@@ -970,11 +1085,15 @@
             <w:pPr>
               <w:rPr>
                 <w:rFonts w:ascii="Times New Roman" w:hAnsi="Times New Roman" w:cs="Times New Roman"/>
+                <w:sz w:val="16"/>
+                <w:szCs w:val="16"/>
               </w:rPr>
             </w:pPr>
             <w:r>
               <w:rPr>
                 <w:rFonts w:ascii="Times New Roman" w:hAnsi="Times New Roman" w:cs="Times New Roman"/>
+                <w:sz w:val="16"/>
+                <w:szCs w:val="16"/>
               </w:rPr>
               <w:t>{{note}}</w:t>
             </w:r>
@@ -1612,6 +1731,8 @@
       <w:r>
         <w:rPr>
           <w:rFonts w:ascii="Times New Roman" w:hAnsi="Times New Roman" w:cs="Times New Roman"/>
+          <w:sz w:val="20"/>
+          <w:szCs w:val="20"/>
         </w:rPr>
         <w:t>{{</w:t>
       </w:r>
@@ -1619,6 +1740,8 @@
       <w:r>
         <w:rPr>
           <w:rFonts w:ascii="Times New Roman" w:hAnsi="Times New Roman" w:cs="Times New Roman"/>
+          <w:sz w:val="20"/>
+          <w:szCs w:val="20"/>
         </w:rPr>
         <w:t>wallet_balance_note</w:t>
       </w:r>
@@ -1626,6 +1749,8 @@
       <w:r>
         <w:rPr>
           <w:rFonts w:ascii="Times New Roman" w:hAnsi="Times New Roman" w:cs="Times New Roman"/>
+          <w:sz w:val="20"/>
+          <w:szCs w:val="20"/>
         </w:rPr>
         <w:t>}}</w:t>
       </w:r>
@@ -2378,19 +2503,23 @@
     <w:rsid w:val="002870EF"/>
     <w:rsid w:val="00292D01"/>
     <w:rsid w:val="002B739B"/>
+    <w:rsid w:val="00302C4D"/>
     <w:rsid w:val="00306509"/>
     <w:rsid w:val="00313871"/>
     <w:rsid w:val="003201E7"/>
+    <w:rsid w:val="00322557"/>
     <w:rsid w:val="0034052E"/>
     <w:rsid w:val="003462A8"/>
     <w:rsid w:val="003A1BAA"/>
     <w:rsid w:val="003D56C7"/>
     <w:rsid w:val="00496173"/>
     <w:rsid w:val="004A350F"/>
+    <w:rsid w:val="00524148"/>
     <w:rsid w:val="00555727"/>
     <w:rsid w:val="005C141C"/>
     <w:rsid w:val="005C2277"/>
     <w:rsid w:val="005F6B1B"/>
+    <w:rsid w:val="0067241C"/>
     <w:rsid w:val="00674D10"/>
     <w:rsid w:val="006D3373"/>
     <w:rsid w:val="006D7D44"/>
